--- a/ivan-hlebnikov-statya.docx
+++ b/ivan-hlebnikov-statya.docx
@@ -5,26 +5,10 @@
     <w:p>
       <w:pPr>
         <w:pStyle w:val="Title"/>
-        <w:spacing w:after="160"/>
+        <w:spacing w:after="320"/>
       </w:pPr>
       <w:r>
         <w:t xml:space="preserve">От зала суда до урока гитары: как я построил две школы и зачем мне это нужно</w:t>
-      </w:r>
-    </w:p>
-    <w:p>
-      <w:pPr>
-        <w:pBdr>
-          <w:bottom w:val="single" w:color="E2E0DC" w:sz="6" w:space="12"/>
-        </w:pBdr>
-        <w:spacing w:after="360"/>
-      </w:pPr>
-      <w:r>
-        <w:rPr>
-          <w:i/>
-          <w:iCs/>
-          <w:color w:val="787672"/>
-        </w:rPr>
-        <w:t xml:space="preserve">Колонка от первого лица · Иван Хлебников — основатель школ «Амига» и «105 баллов»</w:t>
       </w:r>
     </w:p>
     <w:p>
@@ -141,6 +125,39 @@
         <w:spacing w:after="140" w:before="280"/>
       </w:pPr>
       <w:r>
+        <w:t xml:space="preserve">Итальянский урок, который перевернул нашу методику</w:t>
+      </w:r>
+    </w:p>
+    <w:p>
+      <w:pPr>
+        <w:spacing w:after="200"/>
+      </w:pPr>
+      <w:r>
+        <w:t xml:space="preserve">Двадцать лет назад моя жена Екатерина попала в Италию на летнюю школу классической гитары. К тому моменту она уже хорошо знала, что такое советская школа преподавания — довольно жёсткая, построенная на разборе ошибок. А в Италии урок начинался с обычного разговора: не про домашку, а про то, какое у тебя настроение и что происходит в жизни. Учитель по-настоящему интересовался человеком, а не только его игрой.</w:t>
+      </w:r>
+    </w:p>
+    <w:p>
+      <w:pPr>
+        <w:spacing w:after="200"/>
+      </w:pPr>
+      <w:r>
+        <w:t xml:space="preserve">Дальше начиналась игра — и педагог садился играть рядом, будто поднимал тебя до своего уровня и вёл дальше за собой. За весь урок — ни одного замечания. Такое переживание создаёт совсем другую мотивацию, чем разбор ошибок под запись.</w:t>
+      </w:r>
+    </w:p>
+    <w:p>
+      <w:pPr>
+        <w:spacing w:after="200"/>
+      </w:pPr>
+      <w:r>
+        <w:t xml:space="preserve">Когда Екатерина вернулась в Россию и попробовала перенести этот подход в государственную музыкальную школу, не получилось — там жёсткая структура экзаменов не оставляет для этого места. Поэтому мы стали экспериментировать уже в своей школе, и её интуитивный подход постепенно превратился в чёткую систему, которую мы разложили и описали. Если одним словом описывать школу «Амига», это будет слово «поддержка» — и в «105 баллов» работает тот же принцип: педагог говорит ученику «ты умный, у тебя получится» и идёт к результату вместе с ним, а не наблюдает со стороны.</w:t>
+      </w:r>
+    </w:p>
+    <w:p>
+      <w:pPr>
+        <w:pStyle w:val="Heading1"/>
+        <w:spacing w:after="140" w:before="280"/>
+      </w:pPr>
+      <w:r>
         <w:t xml:space="preserve">Слово, которым можно описать всю мою школу</w:t>
       </w:r>
     </w:p>
@@ -149,7 +166,7 @@
         <w:spacing w:after="200"/>
       </w:pPr>
       <w:r>
-        <w:t xml:space="preserve">Если бы меня попросили описать школу «Амига» одним словом, я бы сказал — поддержка. Мы сознательно убрали из процесса обучения критику. Не потому что нам всё равно, правильно ли ученик держит гитару. А потому что критика создаёт эмоциональную привязку к плохому результату: ребёнок написал четыре страницы прекрасного текста, но запомнит именно обведённую кружочком одну ошибку.</w:t>
+        <w:t xml:space="preserve">Мы сознательно убрали из процесса обучения критику. Не потому что нам всё равно, правильно ли ученик держит гитару. А потому что критика создаёт эмоциональную привязку к плохому результату: ребёнок написал четыре страницы прекрасного текста, но запомнит именно обведённую кружочком одну ошибку.</w:t>
       </w:r>
     </w:p>
     <w:p>
@@ -187,6 +204,39 @@
     </w:p>
     <w:p>
       <w:pPr>
+        <w:spacing w:after="200"/>
+      </w:pPr>
+      <w:r>
+        <w:t xml:space="preserve">Знания при этом мы проверяем отдельно, тестом — важно не смешивать вопрос «умеет ли человек играть» с вопросом «может ли он быть учителем». Это два разных навыка, и оценивать их нужно раздельно. После трёхсот с лишним собеседований формируется насмотренность: обычно достаточно 20 минут разговора, чтобы понять человека.</w:t>
+      </w:r>
+    </w:p>
+    <w:p>
+      <w:pPr>
+        <w:pStyle w:val="Heading1"/>
+        <w:spacing w:after="140" w:before="280"/>
+      </w:pPr>
+      <w:r>
+        <w:t xml:space="preserve">Почему мы иногда расстаёмся с преподавателями</w:t>
+      </w:r>
+    </w:p>
+    <w:p>
+      <w:pPr>
+        <w:spacing w:after="200"/>
+      </w:pPr>
+      <w:r>
+        <w:t xml:space="preserve">Отбор не гарантирует стопроцентного попадания. В первые два года школы гитары мы перепробовали много разных преподавателей, прежде чем чётко для себя описали портрет подходящего и неподходящего кандидата. То же самое повторилось с «105 баллов»: первые два месяца мы нанимали разных людей, и уже к концу второго месяца ясно понимали, с кем работаем, а с кем нет.</w:t>
+      </w:r>
+    </w:p>
+    <w:p>
+      <w:pPr>
+        <w:spacing w:after="200"/>
+      </w:pPr>
+      <w:r>
+        <w:t xml:space="preserve">Отдельно смотрю на договороспособность. Учебный год — цикличный процесс: он начинается в сентябре и заканчивается в мае-июне, и если я беру преподавателя, мне важно быть уверенным, что он доведёт ученика до конца. Я слышал истории, когда учителя бросали учеников в апреле или мае — прямо перед экзаменом, когда поддержка нужна сильнее всего. Если человек по-своему трактует договорённости — это первый тревожный звонок, и с таким мы не работаем.</w:t>
+      </w:r>
+    </w:p>
+    <w:p>
+      <w:pPr>
         <w:pStyle w:val="Heading1"/>
         <w:spacing w:after="140" w:before="280"/>
       </w:pPr>
@@ -216,6 +266,31 @@
         <w:spacing w:after="140" w:before="280"/>
       </w:pPr>
       <w:r>
+        <w:t xml:space="preserve">Как мы запускали «105 баллов» онлайн</w:t>
+      </w:r>
+    </w:p>
+    <w:p>
+      <w:pPr>
+        <w:spacing w:after="200"/>
+      </w:pPr>
+      <w:r>
+        <w:t xml:space="preserve">Ключевые вещи мы перенесли из «Амиги» — администрирование и саму логику методики. Тут было проще: методику школьных предметов не пришлось придумывать с нуля, она прекрасно работает в педагогических университетах, наша задача — убрать всё лишнее и оставить учителя с учеником наедине.</w:t>
+      </w:r>
+    </w:p>
+    <w:p>
+      <w:pPr>
+        <w:spacing w:after="200"/>
+      </w:pPr>
+      <w:r>
+        <w:t xml:space="preserve">А вот маркетинг тестировали заново. Школа онлайн — и здесь своя специфика: в оффлайне достаточно яркой вывески у дороги, а здесь этого мало. За первые восемь месяцев мы протестировали больше тридцати концепций подачи школы под разные сезоны — октябрьские, январские, мартовские, майские и даже июньские запросы, когда родители спохватываются буквально перед самым экзаменом.</w:t>
+      </w:r>
+    </w:p>
+    <w:p>
+      <w:pPr>
+        <w:pStyle w:val="Heading1"/>
+        <w:spacing w:after="140" w:before="280"/>
+      </w:pPr>
+      <w:r>
         <w:t xml:space="preserve">Три роли, которые я выполняю каждый день</w:t>
       </w:r>
     </w:p>
@@ -232,6 +307,14 @@
         <w:spacing w:after="200"/>
       </w:pPr>
       <w:r>
+        <w:t xml:space="preserve">Сейчас в «Амиге» пять преподавателей, две локации в Екатеринбурге и около 200 учеников. Основной трафик идёт с 2GIS и платной рекламы, но по факту главный канал — рекомендации: около 30% новых учеников приходят по совету, потому что лучшая реклама детской школы гитары — играющий и довольный ребёнок. На втором месте, как ни странно, органический трафик из Google — вообще без платной рекламы. Мы регулярно проводим отчётные концерты, и есть четыре концертные группы — своего рода элита школы, которая занимается больше остальных и участвует в конкурсах.</w:t>
+      </w:r>
+    </w:p>
+    <w:p>
+      <w:pPr>
+        <w:spacing w:after="200"/>
+      </w:pPr>
+      <w:r>
         <w:t xml:space="preserve">При этом моя главная задача по отношению к преподавателям — убрать от них всё, что мешает учить. Согласование расписания, отработки, сбор оплат — всё это делает отдел администрирования. Я уважаю время отдыха каждого учителя и не позволяю дёргать его в выходной. А зарплата у нас за 12 лет работы школы ни разу не задерживалась — на сегодняшнем рынке это серьёзное конкурентное преимущество.</w:t>
       </w:r>
     </w:p>
@@ -241,6 +324,23 @@
         <w:spacing w:after="140" w:before="280"/>
       </w:pPr>
       <w:r>
+        <w:t xml:space="preserve">Чего мне ещё не хватает</w:t>
+      </w:r>
+    </w:p>
+    <w:p>
+      <w:pPr>
+        <w:spacing w:after="200"/>
+      </w:pPr>
+      <w:r>
+        <w:t xml:space="preserve">Если бы ко мне пришли опытные партнёры, я бы не просил у них советов — советов на рынке хватает. Мне интересна помощь именно как компетенция. Первое — системное управление маркетингом: не «как сделать один хороший рекламный креатив», а как выстроить процесс управления маркетингом целиком. Второе — передовые практики в HR: не сами критерии подбора преподавателя, тут у меня всё чётко, а автоматизированная, полностью регламентированная система найма от и до.</w:t>
+      </w:r>
+    </w:p>
+    <w:p>
+      <w:pPr>
+        <w:pStyle w:val="Heading1"/>
+        <w:spacing w:after="140" w:before="280"/>
+      </w:pPr>
+      <w:r>
         <w:t xml:space="preserve">Куда я иду дальше</w:t>
       </w:r>
     </w:p>
@@ -258,6 +358,31 @@
       </w:pPr>
       <w:r>
         <w:t xml:space="preserve">Через пять лет я буду считать проект успешным, если школа будет расти минимум вдвое каждый год, средний балл ЕГЭ наших учеников составит 90, а весь процесс — от найма до методики — будет чётко регламентирован, работать и зарабатывать.</w:t>
+      </w:r>
+    </w:p>
+    <w:p>
+      <w:pPr>
+        <w:pStyle w:val="Heading1"/>
+        <w:spacing w:after="140" w:before="280"/>
+      </w:pPr>
+      <w:r>
+        <w:t xml:space="preserve">Что я читаю и как со мной связаться</w:t>
+      </w:r>
+    </w:p>
+    <w:p>
+      <w:pPr>
+        <w:spacing w:after="200"/>
+      </w:pPr>
+      <w:r>
+        <w:t xml:space="preserve">Из книг, которые сильно на меня повлияли ещё со времён юриспруденции — «Дух римского права» Рудольфа Иеринга: она о том, благодаря чему римская цивилизация выросла в огромную империю, и после неё я по-другому стал смотреть на жизнь. Из фильмов — «Секретные материалы»: в детстве меня притягивали загадки и тайны, а сейчас я вижу в нём двух профессионалов высокого класса, которые по-настоящему любят своё дело.</w:t>
+      </w:r>
+    </w:p>
+    <w:p>
+      <w:pPr>
+        <w:spacing w:after="200"/>
+      </w:pPr>
+      <w:r>
+        <w:t xml:space="preserve">Мне можно написать ВКонтакте — с любым вопросом про бизнес, найм, построение отделов. Ко мне часто обращаются руководители других школ, и я обычно не даю готовых советов, а задаю вопросы — чтобы человек сам увидел, что решение у него уже есть. Я всегда открыт для дружеской поддержки и товарищеского совета.</w:t>
       </w:r>
     </w:p>
     <w:p>
